--- a/products-storage/00-free-dogovor-do-podpisi/04-zapros-na-korrektirovku-do-podpisi.docx
+++ b/products-storage/00-free-dogovor-do-podpisi/04-zapros-na-korrektirovku-do-podpisi.docx
@@ -560,7 +560,7 @@
         <w:br/>
         <w:t>Стоимость: 2 490 ₽</w:t>
         <w:br/>
-        <w:t>Ссылка: [здесь будет ссылка на платный продукт]</w:t>
+        <w:t>Страница комплекта: https://marzhavbetone.ru/products/p7-dogovor-podryada.html</w:t>
       </w:r>
     </w:p>
     <w:sectPr>

--- a/products-storage/00-free-dogovor-do-podpisi/04-zapros-na-korrektirovku-do-podpisi.docx
+++ b/products-storage/00-free-dogovor-do-podpisi/04-zapros-na-korrektirovku-do-podpisi.docx
@@ -494,52 +494,12 @@
         <w:pStyle w:val="Heading1"/>
       </w:pPr>
       <w:r>
-        <w:t>⚠️ Чего этот материал не закрывает</w:t>
-      </w:r>
-    </w:p>
-    <w:p>
-      <w:pPr>
-        <w:pStyle w:val="ListBullet"/>
-      </w:pPr>
-      <w:r>
-        <w:t>Протокола разногласий: это другой документ и другой порядок подписания</w:t>
-      </w:r>
-    </w:p>
-    <w:p>
-      <w:pPr>
-        <w:pStyle w:val="ListBullet"/>
-      </w:pPr>
-      <w:r>
-        <w:t>Готовых формулировок, которыми условие заменяется в тексте договора</w:t>
-      </w:r>
-    </w:p>
-    <w:p>
-      <w:pPr>
-        <w:pStyle w:val="ListBullet"/>
-      </w:pPr>
-      <w:r>
-        <w:t>Ответа на возражения второй стороны и хода переговоров</w:t>
-      </w:r>
-    </w:p>
-    <w:p>
-      <w:pPr>
-        <w:pStyle w:val="ListBullet"/>
-      </w:pPr>
-      <w:r>
-        <w:t>Оценки того, какие из ваших требований выполнимы в конкретной сделке</w:t>
-      </w:r>
-    </w:p>
-    <w:p>
-      <w:pPr>
-        <w:pStyle w:val="Heading1"/>
-      </w:pPr>
-      <w:r>
-        <w:t>⚠️ Граница: где начинается юрист</w:t>
+        <w:t>Когда требуется разбор ситуации</w:t>
       </w:r>
     </w:p>
     <w:p>
       <w:r>
-        <w:t>Материал не является юридической консультацией и юристом не вычитан. Он помогает прочитать проект договора до подписи и составить перечень вопросов, а не заменяет разбор конкретного договора. Решение о том, подписывать ли условие в предложенной редакции, принимает подписант, и по условиям из файла 03 — после юриста.</w:t>
+        <w:t>Решение о том, подписывать ли условие в предложенной редакции, принимает подписант, и по условиям из файла 03 — после юриста.</w:t>
       </w:r>
     </w:p>
     <w:p>
@@ -555,12 +515,12 @@
         <w:t>Бесплатный материал закрывает чтение договора до подписи: запрос, которым правку просят до подписи, а не после.</w:t>
         <w:br/>
         <w:br/>
-        <w:t>Переговорную работу закрывает платный комплект «Договор субподряда: образец, красные флаги, протокол разногласий»: протокол разногласий, готовые формулировки замены, разбор по пунктам.</w:t>
+        <w:t>Переговорную работу закрывает платный комплект «Система проверки и согласования договора субподряда»: протокол разногласий, готовые формулировки замены, разбор по пунктам.</w:t>
         <w:br/>
         <w:br/>
-        <w:t>Стоимость: 2 490 ₽</w:t>
+        <w:t>Стоимость: 24 900 ₽</w:t>
         <w:br/>
-        <w:t>Страница комплекта: https://marzhavbetone.ru/products/p7-dogovor-podryada.html</w:t>
+        <w:t>Страница комплекта: https://nastoronepodryadchika.ru/products/p7-dogovor-podryada.html</w:t>
       </w:r>
     </w:p>
     <w:sectPr>
